--- a/public/brand/documents/ASANYX_Letterhead.docx
+++ b/public/brand/documents/ASANYX_Letterhead.docx
@@ -8,7 +8,7 @@
       </w:pPr>
       <w:r>
         <w:rPr>
-          <w:color w:val="0F172A"/>
+          <w:color w:val="0B1B3A"/>
           <w:sz w:val="20"/>
         </w:rPr>
         <w:t>Date: 22 August 2026</w:t>
@@ -19,7 +19,7 @@
       <w:r>
         <w:rPr>
           <w:b/>
-          <w:color w:val="0A2540"/>
+          <w:color w:val="0B2A6B"/>
           <w:sz w:val="22"/>
         </w:rPr>
         <w:t>To,</w:t>
@@ -28,7 +28,7 @@
     <w:p>
       <w:r>
         <w:rPr>
-          <w:color w:val="0F172A"/>
+          <w:color w:val="0B1B3A"/>
           <w:sz w:val="20"/>
         </w:rPr>
         <w:t>[Recipient Name]</w:t>
@@ -37,7 +37,7 @@
     <w:p>
       <w:r>
         <w:rPr>
-          <w:color w:val="0F172A"/>
+          <w:color w:val="0B1B3A"/>
           <w:sz w:val="20"/>
         </w:rPr>
         <w:t>[Designation]</w:t>
@@ -46,7 +46,7 @@
     <w:p>
       <w:r>
         <w:rPr>
-          <w:color w:val="0F172A"/>
+          <w:color w:val="0B1B3A"/>
           <w:sz w:val="20"/>
         </w:rPr>
         <w:t>[Company Name]</w:t>
@@ -55,7 +55,7 @@
     <w:p>
       <w:r>
         <w:rPr>
-          <w:color w:val="0F172A"/>
+          <w:color w:val="0B1B3A"/>
           <w:sz w:val="20"/>
         </w:rPr>
         <w:t>[Address Line 1]</w:t>
@@ -64,7 +64,7 @@
     <w:p>
       <w:r>
         <w:rPr>
-          <w:color w:val="0F172A"/>
+          <w:color w:val="0B1B3A"/>
           <w:sz w:val="20"/>
         </w:rPr>
         <w:t>[City, State, PIN]</w:t>
@@ -75,14 +75,14 @@
       <w:r>
         <w:rPr>
           <w:b/>
-          <w:color w:val="0A2540"/>
+          <w:color w:val="0B2A6B"/>
           <w:sz w:val="22"/>
         </w:rPr>
         <w:t xml:space="preserve">Subject: </w:t>
       </w:r>
       <w:r>
         <w:rPr>
-          <w:color w:val="0F172A"/>
+          <w:color w:val="0B1B3A"/>
           <w:sz w:val="22"/>
         </w:rPr>
         <w:t>[Subject of the letter]</w:t>
@@ -92,7 +92,7 @@
     <w:p>
       <w:r>
         <w:rPr>
-          <w:color w:val="0F172A"/>
+          <w:color w:val="0B1B3A"/>
           <w:sz w:val="22"/>
         </w:rPr>
         <w:t>Dear [Recipient],</w:t>
@@ -101,7 +101,7 @@
     <w:p>
       <w:r>
         <w:rPr>
-          <w:color w:val="0F172A"/>
+          <w:color w:val="0B1B3A"/>
           <w:sz w:val="22"/>
         </w:rPr>
       </w:r>
@@ -109,7 +109,7 @@
     <w:p>
       <w:r>
         <w:rPr>
-          <w:color w:val="0F172A"/>
+          <w:color w:val="0B1B3A"/>
           <w:sz w:val="22"/>
         </w:rPr>
         <w:t>Thank you for the opportunity to engage with your team. ASANYX Analytics is a boutique IT consulting practice specialising in Business Intelligence, Data Engineering and modern cloud analytics on Microsoft Power BI, Fabric, Azure, Databricks and Snowflake.</w:t>
@@ -118,7 +118,7 @@
     <w:p>
       <w:r>
         <w:rPr>
-          <w:color w:val="0F172A"/>
+          <w:color w:val="0B1B3A"/>
           <w:sz w:val="22"/>
         </w:rPr>
       </w:r>
@@ -126,7 +126,7 @@
     <w:p>
       <w:r>
         <w:rPr>
-          <w:color w:val="0F172A"/>
+          <w:color w:val="0B1B3A"/>
           <w:sz w:val="22"/>
         </w:rPr>
         <w:t>This letter serves as a placeholder body. Replace this content with your engagement details, proposal summary or communication. The letterhead layout, brand colours and footer will remain consistent across your correspondence.</w:t>
@@ -135,7 +135,7 @@
     <w:p>
       <w:r>
         <w:rPr>
-          <w:color w:val="0F172A"/>
+          <w:color w:val="0B1B3A"/>
           <w:sz w:val="22"/>
         </w:rPr>
       </w:r>
@@ -143,7 +143,7 @@
     <w:p>
       <w:r>
         <w:rPr>
-          <w:color w:val="0F172A"/>
+          <w:color w:val="0B1B3A"/>
           <w:sz w:val="22"/>
         </w:rPr>
         <w:t>We look forward to partnering with you.</w:t>
@@ -152,7 +152,7 @@
     <w:p>
       <w:r>
         <w:rPr>
-          <w:color w:val="0F172A"/>
+          <w:color w:val="0B1B3A"/>
           <w:sz w:val="22"/>
         </w:rPr>
       </w:r>
@@ -160,7 +160,7 @@
     <w:p>
       <w:r>
         <w:rPr>
-          <w:color w:val="0F172A"/>
+          <w:color w:val="0B1B3A"/>
           <w:sz w:val="22"/>
         </w:rPr>
         <w:t>Warm regards,</w:t>
@@ -170,7 +170,7 @@
       <w:r>
         <w:rPr>
           <w:b/>
-          <w:color w:val="0A2540"/>
+          <w:color w:val="0B2A6B"/>
           <w:sz w:val="22"/>
         </w:rPr>
         <w:t>Akshay Birare</w:t>
@@ -179,7 +179,7 @@
     <w:p>
       <w:r>
         <w:rPr>
-          <w:color w:val="64748B"/>
+          <w:color w:val="6B7A99"/>
           <w:sz w:val="20"/>
         </w:rPr>
         <w:t>CEO &amp; Founder  ·  ASANYX Analytics Private Limited</w:t>
@@ -213,7 +213,7 @@
     </w:pPr>
     <w:r>
       <w:rPr>
-        <w:color w:val="64748B"/>
+        <w:color w:val="6B7A99"/>
         <w:sz w:val="16"/>
       </w:rPr>
       <w:t>ASANYX ANALYTICS PRIVATE LIMITED   ·   India · Global Delivery   ·   www.asanyxanalytics.com   ·   hello@asanyxanalytics.com</w:t>
@@ -251,7 +251,7 @@
           <w:r>
             <w:drawing>
               <wp:inline xmlns:a="http://schemas.openxmlformats.org/drawingml/2006/main" xmlns:pic="http://schemas.openxmlformats.org/drawingml/2006/picture">
-                <wp:extent cx="1980000" cy="790060"/>
+                <wp:extent cx="1980000" cy="762320"/>
                 <wp:docPr id="1" name="Picture 1"/>
                 <wp:cNvGraphicFramePr>
                   <a:graphicFrameLocks noChangeAspect="1"/>
@@ -272,7 +272,7 @@
                       <pic:spPr>
                         <a:xfrm>
                           <a:off x="0" y="0"/>
-                          <a:ext cx="1980000" cy="790060"/>
+                          <a:ext cx="1980000" cy="762320"/>
                         </a:xfrm>
                         <a:prstGeom prst="rect"/>
                       </pic:spPr>
@@ -295,7 +295,7 @@
           <w:r>
             <w:rPr>
               <w:b/>
-              <w:color w:val="0A2540"/>
+              <w:color w:val="0B2A6B"/>
               <w:sz w:val="22"/>
             </w:rPr>
             <w:t>ASANYX ANALYTICS</w:t>
@@ -307,7 +307,7 @@
           </w:pPr>
           <w:r>
             <w:rPr>
-              <w:color w:val="64748B"/>
+              <w:color w:val="6B7A99"/>
               <w:sz w:val="16"/>
             </w:rPr>
             <w:t>Business Intelligence · Data Engineering · Analytics</w:t>
@@ -319,7 +319,7 @@
           </w:pPr>
           <w:r>
             <w:rPr>
-              <w:color w:val="64748B"/>
+              <w:color w:val="6B7A99"/>
               <w:sz w:val="16"/>
             </w:rPr>
             <w:t>www.asanyxanalytics.com  ·  hello@asanyxanalytics.com</w:t>
